--- a/Diplomata_IT/docx/2부2화_La_sagrestia.docx
+++ b/Diplomata_IT/docx/2부2화_La_sagrestia.docx
@@ -7441,7 +7441,7 @@
           <w:i w:val="0"/>
           <w:sz w:val="22"/>
         </w:rPr>
-        <w:t>Suo fratello è il bambino che è morto. Sono due anni che non dorme.</w:t>
+        <w:t>Suo fratello è il bambino che è morto. Sono tre anni che non dorme.</w:t>
       </w:r>
     </w:p>
     <w:p>
@@ -7457,7 +7457,7 @@
           <w:color w:val="555555"/>
           <w:sz w:val="19"/>
         </w:rPr>
-        <w:t>그의 형제가 죽은 아이예요. 2년 동안 잠을 못 잤어요.</w:t>
+        <w:t>그의 형제가 죽은 아이예요. 3년 동안 잠을 못 잤어요.</w:t>
       </w:r>
     </w:p>
     <w:p>
